--- a/manuscript/word/volume_01/arc_01/ch_044.docx
+++ b/manuscript/word/volume_01/arc_01/ch_044.docx
@@ -15,7 +15,7 @@
         </w:rPr>
         <w:t>PHÁ TRỜI</w:t>
         <w:br/>
-        <w:t>CHƯƠNG 44: THEN CÀI TRẤN THỦY VÀ DÒNG CHẢY HẠ LƯU</w:t>
+        <w:t>CHƯƠNG 44: VẾT RẠN PHONG ẤN VÀ CÁI GIÁ CỦA PHÀM NHÂN</w:t>
       </w:r>
     </w:p>
     <w:p>
@@ -75,7 +75,7 @@
           <w:color w:val="141414"/>
           <w:sz w:val="24"/>
         </w:rPr>
-        <w:t>title: "Then Cài Trấn Thủy Và Dòng Chảy Hạ Lưu"</w:t>
+        <w:t>title: "Vết Rạn Phong Ấn Và Cái Giá Của Phàm Nhân"</w:t>
       </w:r>
     </w:p>
     <w:p>
@@ -135,7 +135,7 @@
           <w:color w:val="141414"/>
           <w:sz w:val="24"/>
         </w:rPr>
-        <w:t>location: "Đáy ngã ba sông Nhà Bè (độ sâu 38m), TP.HCM"</w:t>
+        <w:t>location: "Đáy ngã ba sông Nhà Bè (độ sâu 40m) &amp; Buồng giải áp tàu Đại Dương 09, TP.HCM"</w:t>
       </w:r>
     </w:p>
     <w:p>
@@ -165,7 +165,7 @@
           <w:color w:val="141414"/>
           <w:sz w:val="24"/>
         </w:rPr>
-        <w:t>word_count: 2557</w:t>
+        <w:t>word_count: 2980</w:t>
       </w:r>
     </w:p>
     <w:p>
@@ -210,7 +210,7 @@
           <w:color w:val="141414"/>
           <w:sz w:val="24"/>
         </w:rPr>
-        <w:t>Ở độ sâu ba mươi tám mét dưới lòng sông Soài Rạp, thế giới bên ngoài lồng lặn là một cõi thinh lặng đặc quánh, lạnh buốt và áp bức đến nghẹt thở.</w:t>
+        <w:t>Dưới độ sâu bốn mươi mét lòng sông Soài Rạp, thế giới hoàn toàn chìm vào một cơn ác mộng đen tối và buốt giá.</w:t>
       </w:r>
     </w:p>
     <w:p>
@@ -225,7 +225,7 @@
           <w:color w:val="141414"/>
           <w:sz w:val="24"/>
         </w:rPr>
-        <w:t>Dòng nước đỏ ngầu phù sa quất liên hồi vào bộ đồ lặn cao su dày cộp của tôi. Dù đã có dây cáp rốn bọc thép nối liền với thân lồng lặn giữ thăng bằng, lực kéo của dòng xoáy ngầm vẫn mạnh đến mức khiến hai bắp chân tôi căng cứng, mỗi bước tiến về phía trước trên lớp bùn nhão đều giống như đang lội ngược dòng một trận lũ quét vô hình.</w:t>
+        <w:t>Cơn lốc xoáy nước ngầm màu đen kịt cuộn trào hung hãn như một con cự long tà ác vừa thức tỉnh khỏi phong ấn. Luồng hắc khí Hư Không Tha Hóa rít lên từng hồi ghê rợn, cuốn theo từng tảng bùn khoáng chu sa và xé toạc các dây cáp tín hiệu phụ nối với thân tàu trên mặt nước.</w:t>
       </w:r>
     </w:p>
     <w:p>
@@ -240,7 +240,7 @@
           <w:color w:val="141414"/>
           <w:sz w:val="24"/>
         </w:rPr>
-        <w:t>"Lặn 01 và Lặn 02, chú ý chân vịt và dây tín hiệu!" Giọng Đại úy Hùng vang lên trong tai nghe qua đường truyền vô tuyến dưới nước, âm sắc hơi rè do nhiễu sóng cơ học nhưng dứt khoát: "Tàu điều hành ghi nhận dòng chảy tầng đáy đang đạt vận tốc hai phẩy sáu mét trên giây. Hai đồng chí neo dây cáp hãm vào mỏm đá bên trái, hỗ trợ cậu An tiếp cận miệng vòm cống!"</w:t>
+        <w:t>Ánh đèn chiếu điểm công suất lớn trên vai tôi chớp nháy liên hồi rồi vụt tắt ngấm dưới sự ăn mòn trường lực dị thường.</w:t>
       </w:r>
     </w:p>
     <w:p>
@@ -255,7 +255,7 @@
           <w:color w:val="141414"/>
           <w:sz w:val="24"/>
         </w:rPr>
-        <w:t>"Lặn 01 rõ!" Người chiến sĩ đặc nhiệm dày dạn kinh nghiệm đi bên cạnh tôi ra hiệu bằng tay, nhanh nhẹn bắn móc neo titan có ngạnh thép vào khe đá thanh hoa cổ, ghìm chặt sợi dây cáp định vị phụ.</w:t>
+        <w:t>"Cậu An! Lặn 01 bất tỉnh rồi! Nhịp tim cậu ấy đang rơi tự do!" Tiếng người lính đặc nhiệm mang mã hiệu Lặn 02 — đồng chí Thành — gào lên qua tai nghe bộ đàm, âm thanh vỡ vụn vì nhiễu sóng cơ học cực mạnh: "Lớp vỏ titan của lồng lặn đang bị hắc khí gặm nhấm rỉ sét! Chúng ta phải phát tín hiệu tời kéo khẩn cấp lên mặt nước ngay!"</w:t>
       </w:r>
     </w:p>
     <w:p>
@@ -270,7 +270,7 @@
           <w:color w:val="141414"/>
           <w:sz w:val="24"/>
         </w:rPr>
-        <w:t>Tôi bước thêm hai bước, đưa ngọn đèn chiếu điểm công suất lớn quét dọc theo vách đá sừng sững trước mặt.</w:t>
+        <w:t>"Không được kéo lúc này!" Tôi quát lớn, hai chân bọc ủng cao su chuyên dụng cắm chặt vào tầng bùn nhão để giữ thăng bằng trước lực hút kinh hoàng của dòng xoáy: "Dòng xoáy hắc ám này có lực hút vượt quá năm tấn lực, nếu tàu phía trên dùng tời giật mạnh, cáp chịu lực sẽ đứt toạc, lồng lặn sẽ bị đập nát vào chân vòm đá! Đồng chí Thành, khóa chặt cửa lồng, bật van xả nhiệt lượng sưởi ấm tối đa để giữ thân nhiệt cho Dũng! Mọi việc còn lại cứ để tôi lo!"</w:t>
       </w:r>
     </w:p>
     <w:p>
@@ -285,7 +285,7 @@
           <w:color w:val="141414"/>
           <w:sz w:val="24"/>
         </w:rPr>
-        <w:t>Dưới luồng sáng vàng đậm xuyên thấu màn nước đỏ, cấu trúc của công trình ngầm dần hiện rõ từng mảng chi tiết:</w:t>
+        <w:t>"Nhưng cậu đang ở ngoài một mình..."</w:t>
       </w:r>
     </w:p>
     <w:p>
@@ -300,7 +300,7 @@
           <w:color w:val="141414"/>
           <w:sz w:val="24"/>
         </w:rPr>
-        <w:t>Đó là một vòm cổng bằng đá khối đồ sộ có bề ngang gần năm mét, vươn cao khỏi tầng bùn đáy chừng ba mét. Những phiến đá thanh hoa màu xám đen được gọt đẽo vuông vức, khớp nối với nhau khít khao bằng một lớp vữa cổ xưa có pha bột vỏ sò và mật mía đã hóa thạch ngàn năm. Trên gờ vòm đá, hoa văn móng rồng uốn lượn chìm nổi dưới lớp gỉ đồng xanh thẫm và những cụm hà biển bám chặt như lớp giáp vảy.</w:t>
+        <w:t>"Đóng cửa lại!" Tôi gầm lên dứt khoát.</w:t>
       </w:r>
     </w:p>
     <w:p>
@@ -315,7 +315,7 @@
           <w:color w:val="141414"/>
           <w:sz w:val="24"/>
         </w:rPr>
-        <w:t>Thế nhưng, điều khiến dòng nước ngã ba sông Nhà Bè biến chuyển dị thường trưa nay không phải do bản thân công trình, mà nằm ở điểm tắc nghẽn nghiêm trọng ngay giữa tâm cửa cống:</w:t>
+        <w:t>*Rầm!*</w:t>
       </w:r>
     </w:p>
     <w:p>
@@ -330,7 +330,7 @@
           <w:color w:val="141414"/>
           <w:sz w:val="24"/>
         </w:rPr>
-        <w:t>Một khối rác ngầm khổng lồ đang kẹt cứng trong miệng vòm đá. Đó là ba thân cây sao đen cổ thụ có đường kính gần một mét — dấu tích của những cánh rừng nguyên sinh phương Nam bị lũ cuốn trôi từ hàng trăm năm trước — đan chéo vào nhau tựa như một chiếc nẹp gỗ khổng lồ. Bùn khoáng chu sa, oxit sắt đỏ sẫm cùng các mảnh vỡ kim loại của những chiếc thuyền gỗ thời cận đại đã bồi đắp quanh ba thân cây ấy, tạo thành một chiếc nút chặn gần như kín mít.</w:t>
+        <w:t>Cánh cửa thép titan của lồng lặn khép chặt lại. Người lính đặc nhiệm hải quân dù dạn dày trận mạc cũng phải tuân lệnh kỷ luật chiến trường trước sự quyết đoán của tôi.</w:t>
       </w:r>
     </w:p>
     <w:p>
@@ -345,7 +345,7 @@
           <w:color w:val="141414"/>
           <w:sz w:val="24"/>
         </w:rPr>
-        <w:t>Chính vì chiếc nút chặn này bít kín miệng xả ngầm, khối nước khổng lồ từ thượng lưu sông Sài Gòn và sông Đồng Nai dồn về hạ lưu không thể thoát đều ra cửa biển, sinh ra hiện tượng chênh lệch áp suất thủy tĩnh khủng khiếp. Dòng nước bị dồn nén dưới đáy sâu rít lên từng hồi gầm rĩ, đùn ngược bột khoáng chu sa lên mặt sông tạo thành vệt thủy triều đỏ và sương mù dày đặc.</w:t>
+        <w:t>Khoảnh khắc cánh cửa thép đóng lại, tôi hoàn toàn đơn độc giữa lòng đáy sông tối tăm bốn mươi mét.</w:t>
       </w:r>
     </w:p>
     <w:p>
@@ -360,7 +360,7 @@
           <w:color w:val="141414"/>
           <w:sz w:val="24"/>
         </w:rPr>
-        <w:t>"Tiến sĩ Nam, chú Tùng, hai người có nhìn thấy hình ảnh qua camera mũ của tôi không?" Tôi hít một hơi khí Nitrox mát lạnh, lên tiếng qua micro.</w:t>
+        <w:t>Áp suất năm atmosphere cùng luồng khí lạnh tha hóa bủa vây bốn bề, ép chặt vào lồng ngực tôi như muốn bóp nát từng cơ quan nội tạng. Khí thở Nitrox qua ống thở bỗng trở nên buốt giá như băng tuyết. Qua lớp kính mũ lặn mờ đục, tôi nhìn thấy vòm cổng Thủy Môn Cổ Phách đang rung chuyển dữ dội.</w:t>
       </w:r>
     </w:p>
     <w:p>
@@ -375,7 +375,7 @@
           <w:color w:val="141414"/>
           <w:sz w:val="24"/>
         </w:rPr>
-        <w:t>"Thấy rất rõ, cậu An!" Giọng Tiến sĩ Trịnh Hoài Nam vang lên đầy vẻ căng thẳng từ boong tàu điều hành: "Cảm biến áp suất trên camera ghi nhận chênh lệch áp lực giữa hai mặt nút chặn lên tới ba phẩy hai bar. Khối nước thượng nguồn đang đè lên vách đá này tương đương hàng chục ngàn tấn lực! Nếu chúng ta dùng tời kéo giật thô bạo hoặc dùng thuốc nổ để phá búi cây mục, sóng xung kích trong môi trường nước nén sẽ làm nứt toác toàn bộ chân đế vòm đá cổ, gây sụt lở nghiêm trọng luồng hàng hải Soài Rạp!"</w:t>
+        <w:t>Trên đỉnh vòm móng rồng, viên cự thạch Huyết Ngọc Trấn Ba đang nứt ra từng vệt rạn đỏ sẫm. Những sợi tơ đen đặc quánh như hắc ín đang điên cuồng khoan sâu vào tâm viên ngọc, muốn xé toạc lõi phong ấn để mở toang cánh cửa dẫn thẳng ra rãnh biển sâu ngoài vịnh Cần Giờ!</w:t>
       </w:r>
     </w:p>
     <w:p>
@@ -390,202 +390,7 @@
           <w:color w:val="141414"/>
           <w:sz w:val="24"/>
         </w:rPr>
-        <w:t>"Không được dùng bộc phá, Nam à!" Tiếng chú Phan Thanh Tùng chen vào, giọng run lên vì xúc động: "Cậu An, hãy nhìn sang mạn phải chân vòm đá! Trên họa đồ thủy đạo cổ khắc trên lưng rùa đá Thủy Trấn Thạch mà chúng ta phục chế ở hố móng Thủ Thiêm, cổ nhân có ghi chú rõ ràng về một cơ chế có tên là **Ngạc Khảm** — một then trượt xả áp bằng đồng đen nằm ở mép phải móng rồng! Phải mở then trượt xả áp phụ trước để dòng nước thoát bớt, cân bằng áp lực hai bên thì nút cây mục mới tự lỏng ra được!"</w:t>
-      </w:r>
-    </w:p>
-    <w:p>
-      <w:pPr>
-        <w:spacing w:line="300" w:lineRule="auto" w:after="120"/>
-        <w:ind w:firstLine="432"/>
-        <w:jc w:val="both"/>
-      </w:pPr>
-      <w:r>
-        <w:rPr>
-          <w:rFonts w:ascii="Times New Roman" w:hAnsi="Times New Roman"/>
-          <w:color w:val="141414"/>
-          <w:sz w:val="24"/>
-        </w:rPr>
-        <w:t>Lời nhắc của chú Tùng như một tia chớp rọi sáng tâm trí tôi.</w:t>
-      </w:r>
-    </w:p>
-    <w:p>
-      <w:pPr>
-        <w:spacing w:line="300" w:lineRule="auto" w:after="120"/>
-        <w:ind w:firstLine="432"/>
-        <w:jc w:val="both"/>
-      </w:pPr>
-      <w:r>
-        <w:rPr>
-          <w:rFonts w:ascii="Times New Roman" w:hAnsi="Times New Roman"/>
-          <w:color w:val="141414"/>
-          <w:sz w:val="24"/>
-        </w:rPr>
-        <w:t>Họa đồ trên lưng rùa đá cổ! Đó chính là lời giải cơ học mà tiền nhân để lại cho hậu thế.</w:t>
-      </w:r>
-    </w:p>
-    <w:p>
-      <w:pPr>
-        <w:spacing w:line="300" w:lineRule="auto" w:after="120"/>
-        <w:ind w:firstLine="432"/>
-        <w:jc w:val="both"/>
-      </w:pPr>
-      <w:r>
-        <w:rPr>
-          <w:rFonts w:ascii="Times New Roman" w:hAnsi="Times New Roman"/>
-          <w:color w:val="141414"/>
-          <w:sz w:val="24"/>
-        </w:rPr>
-        <w:t>Tôi quay sang Lặn 01 và Lặn 02, chỉ tay về phía góc phải của chân vòm đá. Hai người nhái lập tức hiểu ý, cùng tôi di chuyển men theo vách đá phủ đầy rêu phong trơn trượt.</w:t>
-      </w:r>
-    </w:p>
-    <w:p>
-      <w:pPr>
-        <w:spacing w:line="300" w:lineRule="auto" w:after="120"/>
-        <w:ind w:firstLine="432"/>
-        <w:jc w:val="both"/>
-      </w:pPr>
-      <w:r>
-        <w:rPr>
-          <w:rFonts w:ascii="Times New Roman" w:hAnsi="Times New Roman"/>
-          <w:color w:val="141414"/>
-          <w:sz w:val="24"/>
-        </w:rPr>
-        <w:t>Lớp bùn dưới đáy sâu ngập tới quá đầu gối. Tôi quỳ một chân xuống bùn lầy, dùng chiếc bay gạt chuyên dụng bằng thép không gỉ cạo từng mảng rêu mục và vỏ hà biển bám chặt trên bề mặt phiến đá góc phải.</w:t>
-      </w:r>
-    </w:p>
-    <w:p>
-      <w:pPr>
-        <w:spacing w:line="300" w:lineRule="auto" w:after="120"/>
-        <w:ind w:firstLine="432"/>
-        <w:jc w:val="both"/>
-      </w:pPr>
-      <w:r>
-        <w:rPr>
-          <w:rFonts w:ascii="Times New Roman" w:hAnsi="Times New Roman"/>
-          <w:color w:val="141414"/>
-          <w:sz w:val="24"/>
-        </w:rPr>
-        <w:t>*Xoẹt... Xoẹt...*</w:t>
-      </w:r>
-    </w:p>
-    <w:p>
-      <w:pPr>
-        <w:spacing w:line="300" w:lineRule="auto" w:after="120"/>
-        <w:ind w:firstLine="432"/>
-        <w:jc w:val="both"/>
-      </w:pPr>
-      <w:r>
-        <w:rPr>
-          <w:rFonts w:ascii="Times New Roman" w:hAnsi="Times New Roman"/>
-          <w:color w:val="141414"/>
-          <w:sz w:val="24"/>
-        </w:rPr>
-        <w:t>Từng mảng trầm tích hóa thạch dày cộp bong ra, để lộ một khối kim loại màu đồng đen thẫm ẩn sâu trong hốc đá. Đó là một thanh then cài hình đầu rồng ngậm then trượt, dài khoảng sáu mươi cen-ti-mét, đúc bằng hợp kim cổ xưa có ánh kim lấp lánh không hề bị rỉ sét sau bao thế kỷ ngâm mình dưới đáy nước.</w:t>
-      </w:r>
-    </w:p>
-    <w:p>
-      <w:pPr>
-        <w:spacing w:line="300" w:lineRule="auto" w:after="120"/>
-        <w:ind w:firstLine="432"/>
-        <w:jc w:val="both"/>
-      </w:pPr>
-      <w:r>
-        <w:rPr>
-          <w:rFonts w:ascii="Times New Roman" w:hAnsi="Times New Roman"/>
-          <w:color w:val="141414"/>
-          <w:sz w:val="24"/>
-        </w:rPr>
-        <w:t>"Đã tìm thấy then cài Ngạc Khảm!" Tôi báo cáo qua bộ đàm.</w:t>
-      </w:r>
-    </w:p>
-    <w:p>
-      <w:pPr>
-        <w:spacing w:line="300" w:lineRule="auto" w:after="120"/>
-        <w:ind w:firstLine="432"/>
-        <w:jc w:val="both"/>
-      </w:pPr>
-      <w:r>
-        <w:rPr>
-          <w:rFonts w:ascii="Times New Roman" w:hAnsi="Times New Roman"/>
-          <w:color w:val="141414"/>
-          <w:sz w:val="24"/>
-        </w:rPr>
-        <w:t>"Tuyệt vời!" Đại úy Hùng chỉ đạo ngay: "Lặn 01, dùng xà beng titan bẩy thử chốt trượt!"</w:t>
-      </w:r>
-    </w:p>
-    <w:p>
-      <w:pPr>
-        <w:spacing w:line="300" w:lineRule="auto" w:after="120"/>
-        <w:ind w:firstLine="432"/>
-        <w:jc w:val="both"/>
-      </w:pPr>
-      <w:r>
-        <w:rPr>
-          <w:rFonts w:ascii="Times New Roman" w:hAnsi="Times New Roman"/>
-          <w:color w:val="141414"/>
-          <w:sz w:val="24"/>
-        </w:rPr>
-        <w:t>Người chiến sĩ đặc nhiệm mang mã hiệu Lặn 01 lập tức rút thanh đòn bẩy hợp kim dài một mét gắn bên hông lồng lặn, lựa khéo đầu dẹp vào khe hở giữa then đồng và rãnh trượt bằng đá. Anh dồn toàn bộ trọng lượng cơ thể cùng sự hỗ trợ của Lặn 02 để bẩy then cài.</w:t>
-      </w:r>
-    </w:p>
-    <w:p>
-      <w:pPr>
-        <w:spacing w:line="300" w:lineRule="auto" w:after="120"/>
-        <w:ind w:firstLine="432"/>
-        <w:jc w:val="both"/>
-      </w:pPr>
-      <w:r>
-        <w:rPr>
-          <w:rFonts w:ascii="Times New Roman" w:hAnsi="Times New Roman"/>
-          <w:color w:val="141414"/>
-          <w:sz w:val="24"/>
-        </w:rPr>
-        <w:t>Thế nhưng, sau hàng trăm năm chịu áp lực bùn cát nén chặt, chiếc then cài bằng đồng đen vẫn nằm im lìm như một phần của khối đá nguyên khối, không nhúc nhích lấy một ly.</w:t>
-      </w:r>
-    </w:p>
-    <w:p>
-      <w:pPr>
-        <w:spacing w:line="300" w:lineRule="auto" w:after="120"/>
-        <w:ind w:firstLine="432"/>
-        <w:jc w:val="both"/>
-      </w:pPr>
-      <w:r>
-        <w:rPr>
-          <w:rFonts w:ascii="Times New Roman" w:hAnsi="Times New Roman"/>
-          <w:color w:val="141414"/>
-          <w:sz w:val="24"/>
-        </w:rPr>
-        <w:t>"Đồng hồ điểm mười hai phút thời gian đáy!" Tiếng kỹ sư Tuấn cảnh báo gấp gáp từ cabin: "Khí thở Nitrox trong bình của đội lặn đã tiêu hao bốn mươi phần trăm! Các đồng chí chỉ còn tối đa bảy phút thao tác trước khi bắt buộc phải quay lại lồng lặn để thực hiện quy trình giảm áp nổi lên!"</w:t>
-      </w:r>
-    </w:p>
-    <w:p>
-      <w:pPr>
-        <w:spacing w:line="300" w:lineRule="auto" w:after="120"/>
-        <w:ind w:firstLine="432"/>
-        <w:jc w:val="both"/>
-      </w:pPr>
-      <w:r>
-        <w:rPr>
-          <w:rFonts w:ascii="Times New Roman" w:hAnsi="Times New Roman"/>
-          <w:color w:val="141414"/>
-          <w:sz w:val="24"/>
-        </w:rPr>
-        <w:t>Thời gian đang cạn dần từng giây.</w:t>
-      </w:r>
-    </w:p>
-    <w:p>
-      <w:pPr>
-        <w:spacing w:line="300" w:lineRule="auto" w:after="120"/>
-        <w:ind w:firstLine="432"/>
-        <w:jc w:val="both"/>
-      </w:pPr>
-      <w:r>
-        <w:rPr>
-          <w:rFonts w:ascii="Times New Roman" w:hAnsi="Times New Roman"/>
-          <w:color w:val="141414"/>
-          <w:sz w:val="24"/>
-        </w:rPr>
-        <w:t>Dưới áp suất năm atmosphere, màng nhĩ tôi bắt đầu có cảm giác buốt nhức âm ỉ. Mỗi nhịp thở dường như đòi hỏi nhiều nỗ lực hơn từ cơ hoành.</w:t>
+        <w:t>Một khi Thủy Môn sụp đổ, toàn bộ luồng nước nhiễm độc tha hóa sẽ tràn ngược vào sông Sài Gòn và sông Đồng Nai. Mười triệu người dân thành phố, gia đình, bạn bè và cuộc sống bình yên của mảnh đất này sẽ bị hủy diệt trong một thảm họa không thể đảo ngược!</w:t>
       </w:r>
     </w:p>
     <w:p>
@@ -615,7 +420,7 @@
           <w:color w:val="141414"/>
           <w:sz w:val="24"/>
         </w:rPr>
-        <w:t>Thanh âm của Lâm Tịch lại vang lên trong tâm thức tôi, khẽ khàng nhưng rành rọt từng tiếng:</w:t>
+        <w:t>Thanh âm của Lâm Tịch vang lên từ sâu thẳm trong thức hải tôi. Giọng nói của nàng không còn sự bàng hoàng lúc ban đầu, mà đã lắng lại thành một sự bi tráng, kiên định đến thắt lòng:</w:t>
       </w:r>
     </w:p>
     <w:p>
@@ -630,7 +435,7 @@
           <w:color w:val="141414"/>
           <w:sz w:val="24"/>
         </w:rPr>
-        <w:t>*"Đừng dùng lực phàm của cơ bắp để giằng co... Cổ nhân đúc then cài này theo nguyên lý cối xay nước, then đồng có rãnh then khóa hình xoắn ốc ngược chiều kim đồng hồ. Dùng lực đẩy ngang sẽ chỉ làm chốt nêm chặt thêm.*</w:t>
+        <w:t>*"Viên Huyết Ngọc Trấn Ba không thể chống đỡ thêm được ba phút nữa... Nếu để hắc khí phá vỡ mắt trận, toàn bộ cõi đất này sẽ vĩnh viễn biến thành một vùng đất chết bị tha hóa.*</w:t>
       </w:r>
     </w:p>
     <w:p>
@@ -645,7 +450,7 @@
           <w:color w:val="141414"/>
           <w:sz w:val="24"/>
         </w:rPr>
-        <w:t>*Vận chuyển Khí Huyết vào khớp cổ tay và màng xương bàn tay. Hạ trọng tâm cơ thể, dùng lực xoay tròn của tủy xương vặn chốt then theo góc nghiêng bốn mươi lăm độ sang mạn thuyền..."*</w:t>
+        <w:t>*Ta sẽ dốc cạn toàn bộ tàn lực nguyên thần còn sót lại để kích hoạt một kiếm ý **Băng Phách Trảm Tuyết** tinh thuần nhất, cưỡng chế đóng băng luồng hắc khí này trong ba mươi nhịp thở.*</w:t>
       </w:r>
     </w:p>
     <w:p>
@@ -660,7 +465,7 @@
           <w:color w:val="141414"/>
           <w:sz w:val="24"/>
         </w:rPr>
-        <w:t>Lời hướng dẫn ngắn gọn nhưng chuẩn xác vô ngần của Lâm Tịch lập tức định hình lại phương án hành động trong đầu tôi.</w:t>
+        <w:t>*Thế nhưng... ta là tàn hồn vô thể, kiếm ý này bắt buộc phải mượn thân xác và kinh mạch của ngươi làm vật dẫn để phát xuất.*</w:t>
       </w:r>
     </w:p>
     <w:p>
@@ -675,7 +480,7 @@
           <w:color w:val="141414"/>
           <w:sz w:val="24"/>
         </w:rPr>
-        <w:t>Nàng không hề dùng thần lực viễn cổ để phá khóa; nàng chỉ dùng kinh nghiệm quan sát cơ học ngàn năm để chỉ cho tôi đúng quy luật vận động của vật thể.</w:t>
+        <w:t>*Thể phách của ngươi mới chỉ ở Luyện Cốt sơ kỳ... Uy lực phản chấn của kiếm ý viễn cổ sẽ đè nặng lên từng khúc xương ngón tay, cánh tay và màng tủy của ngươi. Ngươi sẽ phải nếm trải nỗi đau rạn xương xé thịt chưa từng thấy... Thậm chí, nếu không trụ vững, hai cánh tay của ngươi có thể bị phế bỏ hoàn toàn!"*</w:t>
       </w:r>
     </w:p>
     <w:p>
@@ -690,7 +495,7 @@
           <w:color w:val="141414"/>
           <w:sz w:val="24"/>
         </w:rPr>
-        <w:t>"Đồng chí Dũng, đồng chí Thành, dừng tay lại!" Tôi ra hiệu cho hai người nhái, giọng nói qua micro bình tĩnh và chắc nịch: "Không bẩy ngang được đâu. Then này có rãnh ren xoắn ốc ngược. Để tôi phối hợp cùng các đồng chí!"</w:t>
+        <w:t>Nghe những lời cảnh báo rợn người ấy, khóe môi tôi dưới lớp mặt nạ lặn bỗng khẽ nhếch lên một nụ cười kiêu hãnh.</w:t>
       </w:r>
     </w:p>
     <w:p>
@@ -705,7 +510,7 @@
           <w:color w:val="141414"/>
           <w:sz w:val="24"/>
         </w:rPr>
-        <w:t>Hai người chiến sĩ đặc nhiệm lập tức điều chỉnh thế đứng, giữ chặt thân thanh đòn bẩy theo hướng dẫn của tôi.</w:t>
+        <w:t>"Lâm Tịch, cô đã nhìn thấy thành phố ngoài kia rồi đấy," tôi đáp lại nàng trong tâm thức, giọng nói trầm ổn như bàn thạch: "Những người phàm trần chúng tôi không có thần thông dời non lấp bể, nhưng chúng tôi biết bảo vệ đồng loại của mình. Nếu một người làm Giám đốc Kỹ thuật Dữ liệu như tôi, một người bước chân vào Thể Đạo như tôi còn sợ đau, sợ nứt xương mà lùi bước, thì ai sẽ đứng ra bảo vệ mẹ tôi ở quê nhà, bảo vệ mười triệu con người đang sống bình yên trên kia?</w:t>
       </w:r>
     </w:p>
     <w:p>
@@ -720,7 +525,7 @@
           <w:color w:val="141414"/>
           <w:sz w:val="24"/>
         </w:rPr>
-        <w:t>Tôi bước sát lại gần, đặt hai bàn tay bọc găng cao su chuyên dụng áp chặt lên đầu then cài bằng đồng đen.</w:t>
+        <w:t>Ra kiếm đi! Xương của tôi... chịu được!"</w:t>
       </w:r>
     </w:p>
     <w:p>
@@ -735,7 +540,7 @@
           <w:color w:val="141414"/>
           <w:sz w:val="24"/>
         </w:rPr>
-        <w:t>Nhắm nghiền mắt lại giữa làn nước tối tăm, tôi gạt bỏ mọi sự lo âu về áp suất và thời gian. Tôi dẫn luồng nhiệt lưu Khí Huyết từ đan điền cuộn trào lên cột sống, tỏa ra hai khớp vai rồi rót thẳng vào từng đốt xương ngón tay theo chu trình Tam Chu Thiên. Xương tủy trong cơ thể tôi khẽ ngân nga một tiếng thanh tao như ngọc khánh, cộng hưởng hoàn mỹ với nhịp dao động cơ học của khối đá ngầm.</w:t>
+        <w:t>*"Được lắm! Ngươi là một phàm nhân kiên cường nhất mà ta từng gặp trong suốt vạn năm qua!"*</w:t>
       </w:r>
     </w:p>
     <w:p>
@@ -750,7 +555,7 @@
           <w:color w:val="141414"/>
           <w:sz w:val="24"/>
         </w:rPr>
-        <w:t>"Một... Hai... Ba... Xoay!" Tôi quát khẽ qua bộ đàm.</w:t>
+        <w:t>Lâm Tịch cất tiếng quát vang trong thức hải.</w:t>
       </w:r>
     </w:p>
     <w:p>
@@ -765,7 +570,7 @@
           <w:color w:val="141414"/>
           <w:sz w:val="24"/>
         </w:rPr>
-        <w:t>Đồng thời với cú phát lực vặn chéo của hai người lính đặc nhiệm, toàn bộ sức mạnh Luyện Cốt sơ kỳ từ đôi cánh tay tôi bùng nổ, truyền thẳng một xung lực xoắn cực mạnh vào chốt then đồng!</w:t>
+        <w:t>Ngay khoảnh khắc ấy, sâu trong tâm thức tôi, thanh kiếm tàn Băng Phách Trảm Tuyết bỗng nhiên bùng nổ một luồng ánh hào quang màu lam ngọc rực rỡ và thuần khiết đến tột độ!</w:t>
       </w:r>
     </w:p>
     <w:p>
@@ -780,7 +585,7 @@
           <w:color w:val="141414"/>
           <w:sz w:val="24"/>
         </w:rPr>
-        <w:t>*Rắc!*</w:t>
+        <w:t>Một luồng kiếm ý lạnh buốt nhưng mang theo uy thế cái thế nghìn đời từ thức hải trút thẳng xuống cột sống của tôi!</w:t>
       </w:r>
     </w:p>
     <w:p>
@@ -795,7 +600,7 @@
           <w:color w:val="141414"/>
           <w:sz w:val="24"/>
         </w:rPr>
-        <w:t>Một tiếng rạn nứt giòn giã vang lên dưới đáy nước sâu.</w:t>
+        <w:t>*Rắc! Rắc!*</w:t>
       </w:r>
     </w:p>
     <w:p>
@@ -810,7 +615,97 @@
           <w:color w:val="141414"/>
           <w:sz w:val="24"/>
         </w:rPr>
-        <w:t>Lớp cặn vôi hóa ngàn năm kẹp trong rãnh trượt vỡ vụn. Chiếc then cài bằng đồng đen trượt mạnh sang mạn phải một khoảng năm cen-ti-mét, ăn khớp vào rãnh hãm phụ với một tiếng *cạch* đanh gọn!</w:t>
+        <w:t>Nỗi đau đớn khủng khiếp lập tức ập đến.</w:t>
+      </w:r>
+    </w:p>
+    <w:p>
+      <w:pPr>
+        <w:spacing w:line="300" w:lineRule="auto" w:after="120"/>
+        <w:ind w:firstLine="432"/>
+        <w:jc w:val="both"/>
+      </w:pPr>
+      <w:r>
+        <w:rPr>
+          <w:rFonts w:ascii="Times New Roman" w:hAnsi="Times New Roman"/>
+          <w:color w:val="141414"/>
+          <w:sz w:val="24"/>
+        </w:rPr>
+        <w:t>Từng đốt sống lưng của tôi phát ra những tiếng kêu răng rắc rợn người. Luồng kiếm ý sắc lẹm như hàng vạn lưỡi dao cạo quét qua các bó cơ bắp, ép thẳng vào tủy xương rồi cuộn trào ra hai bờ vai, rót mạnh xuống hai cánh tay tôi!</w:t>
+      </w:r>
+    </w:p>
+    <w:p>
+      <w:pPr>
+        <w:spacing w:line="300" w:lineRule="auto" w:after="120"/>
+        <w:ind w:firstLine="432"/>
+        <w:jc w:val="both"/>
+      </w:pPr>
+      <w:r>
+        <w:rPr>
+          <w:rFonts w:ascii="Times New Roman" w:hAnsi="Times New Roman"/>
+          <w:color w:val="141414"/>
+          <w:sz w:val="24"/>
+        </w:rPr>
+        <w:t>Tôi cắn chặt môi đến mức bật máu tươi trong khoang miệng. Cơn đau thấu tận tim gan khiến toàn thân tôi co giật dữ dội, nhưng hai bàn chân trần bọc ủng cao su vẫn găm chặt xuống tầng bùn ngàn cân, không lùi nửa bước!</w:t>
+      </w:r>
+    </w:p>
+    <w:p>
+      <w:pPr>
+        <w:spacing w:line="300" w:lineRule="auto" w:after="120"/>
+        <w:ind w:firstLine="432"/>
+        <w:jc w:val="both"/>
+      </w:pPr>
+      <w:r>
+        <w:rPr>
+          <w:rFonts w:ascii="Times New Roman" w:hAnsi="Times New Roman"/>
+          <w:color w:val="141414"/>
+          <w:sz w:val="24"/>
+        </w:rPr>
+        <w:t>"Tam Chu Thiên... Khí Huyết Hóa Kiếm!" Tôi gầm lên trong cổ họng.</w:t>
+      </w:r>
+    </w:p>
+    <w:p>
+      <w:pPr>
+        <w:spacing w:line="300" w:lineRule="auto" w:after="120"/>
+        <w:ind w:firstLine="432"/>
+        <w:jc w:val="both"/>
+      </w:pPr>
+      <w:r>
+        <w:rPr>
+          <w:rFonts w:ascii="Times New Roman" w:hAnsi="Times New Roman"/>
+          <w:color w:val="141414"/>
+          <w:sz w:val="24"/>
+        </w:rPr>
+        <w:t>Máu nóng Luyện Cốt trong cơ thể tôi sôi trào điên cuồng, hòa quyện làm một với kiếm ý lam tuyết của Lâm Tịch. Từ hai bàn tay bọc găng dã chiến của tôi, một luồng kiếm khí màu lam ngọc dài hơn ba mét rực sáng xé toạc màn nước đỏ ngầu!</w:t>
+      </w:r>
+    </w:p>
+    <w:p>
+      <w:pPr>
+        <w:spacing w:line="300" w:lineRule="auto" w:after="120"/>
+        <w:ind w:firstLine="432"/>
+        <w:jc w:val="both"/>
+      </w:pPr>
+      <w:r>
+        <w:rPr>
+          <w:rFonts w:ascii="Times New Roman" w:hAnsi="Times New Roman"/>
+          <w:color w:val="141414"/>
+          <w:sz w:val="24"/>
+        </w:rPr>
+        <w:t>*Vút!*</w:t>
+      </w:r>
+    </w:p>
+    <w:p>
+      <w:pPr>
+        <w:spacing w:line="300" w:lineRule="auto" w:after="120"/>
+        <w:ind w:firstLine="432"/>
+        <w:jc w:val="both"/>
+      </w:pPr>
+      <w:r>
+        <w:rPr>
+          <w:rFonts w:ascii="Times New Roman" w:hAnsi="Times New Roman"/>
+          <w:color w:val="141414"/>
+          <w:sz w:val="24"/>
+        </w:rPr>
+        <w:t>Tôi dồn toàn bộ sinh lực và ý chí sắt đá của mình, vung mạnh hai cánh tay chém một nhát kiếm ngang trời đáy nước!</w:t>
       </w:r>
     </w:p>
     <w:p>
@@ -840,7 +735,7 @@
           <w:color w:val="141414"/>
           <w:sz w:val="24"/>
         </w:rPr>
-        <w:t>Ngay khoảnh khắc chiếc then cài dịch chuyển, một mảng đá ngầm bên sườn vách cống bỗng tụt sâu xuống nửa mét, mở ra một khe xả áp phụ rộng bằng hai bàn tay người lớn!</w:t>
+        <w:t>Một tiếng nổ trầm hùng vang dội xé rách tầng đáy sông Soài Rạp.</w:t>
       </w:r>
     </w:p>
     <w:p>
@@ -855,7 +750,7 @@
           <w:color w:val="141414"/>
           <w:sz w:val="24"/>
         </w:rPr>
-        <w:t>Dòng nước dồn nén nghẹt thở từ phía thượng nguồn lập tức tìm được lối thoát, cuồn cuộn ùa qua khe hở mới mở với một tốc độ kinh hoàng. Luồng áp lực thủy tĩnh khổng lồ từng đè nặng lên cửa cống chính bỗng chốc được giải tỏa hơn một nửa!</w:t>
+        <w:t>Luồng kiếm khí Băng Phách mang theo quy tắc đông kết viễn cổ quét thẳng vào tâm điểm của cơn lốc xoáy hắc ám. Trước ánh sáng thần thánh của thanh kiếm tàn, luồng hắc khí Hư Không Tha Hóa rít lên những tiếng thét the thé ghê rợn.</w:t>
       </w:r>
     </w:p>
     <w:p>
@@ -870,7 +765,7 @@
           <w:color w:val="141414"/>
           <w:sz w:val="24"/>
         </w:rPr>
-        <w:t>Dưới sự chênh lệch áp suất vừa được cân bằng, khối thân cây sao đen mục cùng lớp bùn khoáng kẹt cứng giữa miệng vòm Thủy Môn bỗng nhiên lung lay dữ dội. Lực hút của dòng nước xuôi dòng kéo bật gốc cây mục đầu tiên, cuốn phăng nó trôi tuột qua lòng cống ngầm, xuôi thẳng về phía cửa biển Cần Giờ!</w:t>
+        <w:t>Toàn bộ dòng xoáy nước đen ngòm, những sợi tơ hắc ám và vùng nước quanh vòm Thủy Môn bỗng nhiên bị đóng băng hoàn toàn thành một khối băng tinh thể màu tím đen khổng lồ!</w:t>
       </w:r>
     </w:p>
     <w:p>
@@ -885,7 +780,7 @@
           <w:color w:val="141414"/>
           <w:sz w:val="24"/>
         </w:rPr>
-        <w:t>Điểm nghẽn ngàn năm đã chính thức được khai thông!</w:t>
+        <w:t>Dòng chảy đáy sông ngưng đọng lại trong ba mươi nhịp thở!</w:t>
       </w:r>
     </w:p>
     <w:p>
@@ -900,7 +795,7 @@
           <w:color w:val="141414"/>
           <w:sz w:val="24"/>
         </w:rPr>
-        <w:t>Khi dòng chảy đáy sâu thông suốt trở lại, một hiện tượng kỳ diệu đã diễn ra ngay trước mắt chúng tôi:</w:t>
+        <w:t>Thế nhưng, cái giá phải trả lập tức giáng xuống cơ thể tôi:</w:t>
       </w:r>
     </w:p>
     <w:p>
@@ -915,7 +810,7 @@
           <w:color w:val="141414"/>
           <w:sz w:val="24"/>
         </w:rPr>
-        <w:t>Dòng xoáy nước hung hãn tại ngã ba sông Nhà Bè bắt đầu chậm dần lại, tiếng gầm rít xé lòng dưới đáy sông dịu đi rõ rệt. Trên đỉnh vòm Thủy Môn, khối cự thạch hình cầu Huyết Ngọc Trấn Ba — vốn phát ra những đợt ánh sáng đỏ rực do ma sát áp suất cao suốt buổi sáng — nay đã dần mất đi độ kích động cơ học. Ánh đỏ gay gắt mờ dần, chuyển sang một sắc hồng ấm áp rồi tắt hẳn, trở về hình hài một khối đá thạch anh chu sa phủ rêu phong sừng sững, lặng lẽ ngự trị giữa dòng nước lành.</w:t>
+        <w:t>*Rắc... Rắc... Rắc!*</w:t>
       </w:r>
     </w:p>
     <w:p>
@@ -930,7 +825,7 @@
           <w:color w:val="141414"/>
           <w:sz w:val="24"/>
         </w:rPr>
-        <w:t>"Báo cáo tàu điều hành: Then cài xả áp đã mở thành công! Nút cây mục đã bị dòng nước cuốn trôi! Áp lực dòng đáy giảm sáu mươi phần trăm!" Giọng Lặn 01 vang lên hào sảng qua cụm loa truyền thanh trên boong tàu.</w:t>
+        <w:t>Lực phản chấn kinh hoàng từ quy tắc kiếm ý viễn cổ dội ngược trở lại. Tôi cảm nhận rõ ràng màng xương tủy ở hai cẳng tay và khớp cổ tay của mình bị xé rách, từng vết rạn nứt li ti lan tỏa trên bề mặt xương cánh tay như lớp men gốm bị búa gõ! Cơn đau đớn kịch liệt làm mắt tôi hoa lên, máu tươi ứa ra từ cánh mũi và khóe môi nhuộm đỏ một góc kính mũ lặn.</w:t>
       </w:r>
     </w:p>
     <w:p>
@@ -945,7 +840,7 @@
           <w:color w:val="141414"/>
           <w:sz w:val="24"/>
         </w:rPr>
-        <w:t>Qua tai nghe, tôi nghe thấy tiếng hò reo vang dội của các kỹ sư, tiếng vỗ tay rộn rã của chú Tùng và Tiến sĩ Nam từ trên mặt nước vọng xuống.</w:t>
+        <w:t>*"Minh An! Kiếm ý chỉ phong tỏa được ba mươi giây!"* Giọng Lâm Tịch vang lên yếu ớt tột độ, hơi thở của nàng đứt quãng như ngọn đèn trước gió: *"Nhìn sang chân phải vòm đá... Có một then cài bằng đồng đen... Đó là **Trấn Hải Khóa Trận**... Phải dùng khí huyết phàm trần ép then cài xoay ngược chiều kim đồng hồ để kích hoạt cơ chế tự phong bế của Thủy Môn... Nhanh lên!"*</w:t>
       </w:r>
     </w:p>
     <w:p>
@@ -960,7 +855,7 @@
           <w:color w:val="141414"/>
           <w:sz w:val="24"/>
         </w:rPr>
-        <w:t>"Thời gian đáy đã chạm mốc mười tám phút!" Đại úy Hùng ra lệnh dứt khoát: "Tất cả đội lặn lập tức thu hồi dây rốn, bước vào lồng an toàn! Dàn tời cáp bắt đầu quy trình kéo giảm áp!"</w:t>
+        <w:t>Thời gian đang đếm ngược từng giây.</w:t>
       </w:r>
     </w:p>
     <w:p>
@@ -975,7 +870,7 @@
           <w:color w:val="141414"/>
           <w:sz w:val="24"/>
         </w:rPr>
-        <w:t>"Rõ!"</w:t>
+        <w:t>Tôi nghiến chặt răng, nén cơn đau buốt tận xương tủy, lê từng bước chân nặng như đeo chì qua lớp bùn nhão tiến về phía chân vòm đá.</w:t>
       </w:r>
     </w:p>
     <w:p>
@@ -990,7 +885,7 @@
           <w:color w:val="141414"/>
           <w:sz w:val="24"/>
         </w:rPr>
-        <w:t>Tôi cùng hai người lính đặc nhiệm hải quân bước lùi lại, bước chân vào khoang lồng lặn titan. Cánh cửa thép nặng nề khép lại, then khóa gài chặt.</w:t>
+        <w:t>Dưới luồng sáng mờ ảo của khối băng tím đen, một chiếc then cài bằng đồng đen hình đầu rồng ngậm ngọc hiện ra. Đó chính là chốt khóa cơ học ngàn năm mà tổ tiên phương Nam đã dày công thiết lập để khóa chặt cửa biển khi biến cố giáng lâm!</w:t>
       </w:r>
     </w:p>
     <w:p>
@@ -1005,7 +900,7 @@
           <w:color w:val="141414"/>
           <w:sz w:val="24"/>
         </w:rPr>
-        <w:t>*Keng... Keng...*</w:t>
+        <w:t>Không có thần thông, không có bùa phép hỗ trợ. Cổ nhân đúc then cài này yêu cầu chính bàn tay và khí huyết của nhân loại bản địa làm mồi lửa kích hoạt!</w:t>
       </w:r>
     </w:p>
     <w:p>
@@ -1020,7 +915,7 @@
           <w:color w:val="141414"/>
           <w:sz w:val="24"/>
         </w:rPr>
-        <w:t>Dây cáp chịu lực từ từ nhấc bổng lồng lặn rời khỏi đáy bùn sâu ba mươi tám mét.</w:t>
+        <w:t>Tôi quỳ sụp một chân xuống bùn lầy, đưa hai bàn tay đang run rẩy vì rạn xương áp chặt lên đầu then đồng lạnh ngắt.</w:t>
       </w:r>
     </w:p>
     <w:p>
@@ -1035,7 +930,7 @@
           <w:color w:val="141414"/>
           <w:sz w:val="24"/>
         </w:rPr>
-        <w:t>Theo đúng quy chuẩn an toàn y học dưới nước, chiếc lồng lặn dừng lại ở độ sâu mười lăm mét trong năm phút để cơ thể chúng tôi đào thải lượng khí nitơ hòa tan trong máu, rồi tiếp tục dừng ở độ sâu sáu mét và ba mét.</w:t>
+        <w:t>Dòng máu tươi thấm qua kẽ găng tay rách nát, chạm vào bề mặt kim loại đồng đen.</w:t>
       </w:r>
     </w:p>
     <w:p>
@@ -1050,7 +945,7 @@
           <w:color w:val="141414"/>
           <w:sz w:val="24"/>
         </w:rPr>
-        <w:t>Trong suốt thời gian giảm áp tĩnh lặng ấy, tôi ngồi tựa lưng vào vách titan, nhắm mắt điều hòa luồng khí huyết ấm áp trong lồng ngực. Từng khớp xương ê ẩm dần hồi phục sinh lực, sự buốt giá nơi đầu ngón chân tan biến dần dưới lớp áo sưởi nhiệt.</w:t>
+        <w:t>*Ong...*</w:t>
       </w:r>
     </w:p>
     <w:p>
@@ -1065,7 +960,7 @@
           <w:color w:val="141414"/>
           <w:sz w:val="24"/>
         </w:rPr>
-        <w:t>Một giờ bốn mươi lăm phút chiều.</w:t>
+        <w:t>Chiếc then cài cổ xưa bỗng rung lên một tiếng trầm hùng, như nhận ra dòng máu Khí Huyết Đạo kiên cường của người con đất Việt!</w:t>
       </w:r>
     </w:p>
     <w:p>
@@ -1080,7 +975,7 @@
           <w:color w:val="141414"/>
           <w:sz w:val="24"/>
         </w:rPr>
-        <w:t>Cần cẩu thủy lực đưa chiếc lồng lặn chạm nhẹ xuống sàn tàu `Đại Dương 09`.</w:t>
+        <w:t>"Một... Hai... Ba... Khóa!"</w:t>
       </w:r>
     </w:p>
     <w:p>
@@ -1095,7 +990,7 @@
           <w:color w:val="141414"/>
           <w:sz w:val="24"/>
         </w:rPr>
-        <w:t>Khi cánh cửa thép mở toang, ánh nắng ban trưa rực rỡ và làn gió lộng lẫy của phương Nam ùa vào khoang lồng, xua tan hoàn toàn mùi dưỡng khí nén nhân tạo.</w:t>
+        <w:t>Tôi hét lên một tiếng xé lòng, vận dụng chút sinh lực Luyện Cốt sơ kỳ cuối cùng còn sót lại, dồn toàn bộ trọng lượng cơ thể và ý chí sinh tồn vặn mạnh then cài theo góc nghiêng bốn mươi lăm độ sang mạn thuyền!</w:t>
       </w:r>
     </w:p>
     <w:p>
@@ -1110,7 +1005,7 @@
           <w:color w:val="141414"/>
           <w:sz w:val="24"/>
         </w:rPr>
-        <w:t>Tôi tháo chiếc mũ lặn nặng nề ra khỏi cổ áo, đưa tay vuốt mái tóc ướt đẫm mồ hôi.</w:t>
+        <w:t>*Cạch!*</w:t>
       </w:r>
     </w:p>
     <w:p>
@@ -1125,7 +1020,7 @@
           <w:color w:val="141414"/>
           <w:sz w:val="24"/>
         </w:rPr>
-        <w:t>Trước mắt tôi, mặt sông Soài Rạp đã trở lại một màu phù sa nâu đỏ hiền hòa quen thuộc. Dải sương mù xám bạc đã tan biến vào hư không, trả lại bầu trời thu xanh ngắt không một gợn mây. Xa xa, những chiếc sà lan chở cát và tàu chở dầu lại tấp nập rẽ sóng xuôi ngược trên luồng hàng hải bình yên.</w:t>
+        <w:t>Một tiếng then kim loại ăn khớp vang lên đanh gọn, chấn động cả tầng bùn sâu!</w:t>
       </w:r>
     </w:p>
     <w:p>
@@ -1140,7 +1035,7 @@
           <w:color w:val="141414"/>
           <w:sz w:val="24"/>
         </w:rPr>
-        <w:t>Đại úy Hùng và Tiến sĩ Nam bước tới, đưa tay đỡ lấy vai tôi. Nụ cười rạng rỡ hiện rõ trên từng khuôn mặt sạm màu nắng gió.</w:t>
+        <w:t>Ngay khoảnh khắc then cài sập chốt, viên cự thạch Huyết Ngọc Trấn Ba trên đỉnh vòm Thủy Môn như được tiếp thêm một nguồn sinh khí mới. Toàn bộ bột khoáng chu sa và thạch anh ngàn năm trong lòng đá bỗng bùng nổ một luồng thần quang màu đỏ rực chói lọi như vầng thái dương mọc giữa đáy biển sâu!</w:t>
       </w:r>
     </w:p>
     <w:p>
@@ -1155,7 +1050,277 @@
           <w:color w:val="141414"/>
           <w:sz w:val="24"/>
         </w:rPr>
-        <w:t>Cửa cống Thủy Môn ngàn năm dưới đáy sông Nhà Bè đã được giải tỏa êm đềm, không cần đến một tiếng nổ bộc phá, không làm kinh động đến trật tự của thành phố mười triệu dân năm 2026.</w:t>
+        <w:t>*Xèo xèo xèo!*</w:t>
+      </w:r>
+    </w:p>
+    <w:p>
+      <w:pPr>
+        <w:spacing w:line="300" w:lineRule="auto" w:after="120"/>
+        <w:ind w:firstLine="432"/>
+        <w:jc w:val="both"/>
+      </w:pPr>
+      <w:r>
+        <w:rPr>
+          <w:rFonts w:ascii="Times New Roman" w:hAnsi="Times New Roman"/>
+          <w:color w:val="141414"/>
+          <w:sz w:val="24"/>
+        </w:rPr>
+        <w:t>Luồng thần quang đỏ rực quét qua tới đâu, khối băng đen và toàn bộ những sợi tơ Hư Không Tha Hóa lập tức bốc hơi thành tro bụi hư vô tới đó! Khe nứt không gian đen ngòm dưới chân móng Thủy Môn từ từ khép chặt lại dưới sức nặng của hàng ngàn tấn đá thanh hoa.</w:t>
+      </w:r>
+    </w:p>
+    <w:p>
+      <w:pPr>
+        <w:spacing w:line="300" w:lineRule="auto" w:after="120"/>
+        <w:ind w:firstLine="432"/>
+        <w:jc w:val="both"/>
+      </w:pPr>
+      <w:r>
+        <w:rPr>
+          <w:rFonts w:ascii="Times New Roman" w:hAnsi="Times New Roman"/>
+          <w:color w:val="141414"/>
+          <w:sz w:val="24"/>
+        </w:rPr>
+        <w:t>Dòng xoáy ngầm hung hãn biến mất, tiếng rít xé lòng dịu hẳn đi. Mặt nước ngã ba sông Nhà Bè từ từ trở lại một màu phù sa nâu đỏ hiền hòa quen thuộc.</w:t>
+      </w:r>
+    </w:p>
+    <w:p>
+      <w:pPr>
+        <w:spacing w:line="300" w:lineRule="auto" w:after="120"/>
+        <w:ind w:firstLine="432"/>
+        <w:jc w:val="both"/>
+      </w:pPr>
+      <w:r>
+        <w:rPr>
+          <w:rFonts w:ascii="Times New Roman" w:hAnsi="Times New Roman"/>
+          <w:color w:val="141414"/>
+          <w:sz w:val="24"/>
+        </w:rPr>
+        <w:t>Vết rạn phong ấn viễn cổ đã được khép lại an toàn!</w:t>
+      </w:r>
+    </w:p>
+    <w:p>
+      <w:pPr>
+        <w:spacing w:line="300" w:lineRule="auto" w:after="120"/>
+        <w:ind w:firstLine="432"/>
+        <w:jc w:val="both"/>
+      </w:pPr>
+      <w:r>
+        <w:rPr>
+          <w:rFonts w:ascii="Times New Roman" w:hAnsi="Times New Roman"/>
+          <w:color w:val="141414"/>
+          <w:sz w:val="24"/>
+        </w:rPr>
+        <w:t>Thế nhưng, sức lực cuối cùng trong cơ thể tôi cũng hoàn toàn cạn kiệt.</w:t>
+      </w:r>
+    </w:p>
+    <w:p>
+      <w:pPr>
+        <w:spacing w:line="300" w:lineRule="auto" w:after="120"/>
+        <w:ind w:firstLine="432"/>
+        <w:jc w:val="both"/>
+      </w:pPr>
+      <w:r>
+        <w:rPr>
+          <w:rFonts w:ascii="Times New Roman" w:hAnsi="Times New Roman"/>
+          <w:color w:val="141414"/>
+          <w:sz w:val="24"/>
+        </w:rPr>
+        <w:t>Hai cánh tay buông thõng xuống lớp bùn nhão, hoàn toàn mất đi cảm giác. Mắt tôi tối sầm lại, cả cơ thể nặng nề đổ gục xuống trước chân vòm đá Thủy Môn, nhịp tim rơi xuống ngưỡng báo động nguy kịch.</w:t>
+      </w:r>
+    </w:p>
+    <w:p>
+      <w:pPr>
+        <w:spacing w:line="300" w:lineRule="auto" w:after="120"/>
+        <w:ind w:firstLine="432"/>
+        <w:jc w:val="both"/>
+      </w:pPr>
+      <w:r>
+        <w:rPr>
+          <w:rFonts w:ascii="Times New Roman" w:hAnsi="Times New Roman"/>
+          <w:color w:val="141414"/>
+          <w:sz w:val="24"/>
+        </w:rPr>
+        <w:t>*Keng!*</w:t>
+      </w:r>
+    </w:p>
+    <w:p>
+      <w:pPr>
+        <w:spacing w:line="300" w:lineRule="auto" w:after="120"/>
+        <w:ind w:firstLine="432"/>
+        <w:jc w:val="both"/>
+      </w:pPr>
+      <w:r>
+        <w:rPr>
+          <w:rFonts w:ascii="Times New Roman" w:hAnsi="Times New Roman"/>
+          <w:color w:val="141414"/>
+          <w:sz w:val="24"/>
+        </w:rPr>
+        <w:t>Cánh cửa lồng lặn titan bật mở toang. Đồng chí Thành lao ra khỏi khoang lồng, hai tay ôm chặt lấy thân thể tôi kéo giật vào trong buồng an toàn.</w:t>
+      </w:r>
+    </w:p>
+    <w:p>
+      <w:pPr>
+        <w:spacing w:line="300" w:lineRule="auto" w:after="120"/>
+        <w:ind w:firstLine="432"/>
+        <w:jc w:val="both"/>
+      </w:pPr>
+      <w:r>
+        <w:rPr>
+          <w:rFonts w:ascii="Times New Roman" w:hAnsi="Times New Roman"/>
+          <w:color w:val="141414"/>
+          <w:sz w:val="24"/>
+        </w:rPr>
+        <w:t>"Cậu An! Cậu An tỉnh lại đi!" Tiếng Thành thất thanh gọi qua micro, bàn tay anh run rẩy giật mạnh chốt xả phao cứu sinh khẩn cấp và bấm nút còi hú báo động: "Tàu Đại Dương 09! Kéo lồng lặn khẩn cấp! Cậu An bị thương nặng! Đưa thẳng vào buồng giải áp y tế!"</w:t>
+      </w:r>
+    </w:p>
+    <w:p>
+      <w:pPr>
+        <w:spacing w:line="300" w:lineRule="auto" w:after="120"/>
+        <w:ind w:firstLine="432"/>
+        <w:jc w:val="both"/>
+      </w:pPr>
+      <w:r>
+        <w:rPr>
+          <w:rFonts w:ascii="Times New Roman" w:hAnsi="Times New Roman"/>
+          <w:color w:val="141414"/>
+          <w:sz w:val="24"/>
+        </w:rPr>
+        <w:t>*Vút!*</w:t>
+      </w:r>
+    </w:p>
+    <w:p>
+      <w:pPr>
+        <w:spacing w:line="300" w:lineRule="auto" w:after="120"/>
+        <w:ind w:firstLine="432"/>
+        <w:jc w:val="both"/>
+      </w:pPr>
+      <w:r>
+        <w:rPr>
+          <w:rFonts w:ascii="Times New Roman" w:hAnsi="Times New Roman"/>
+          <w:color w:val="141414"/>
+          <w:sz w:val="24"/>
+        </w:rPr>
+        <w:t>Dàn tời thủy lực trên boong tàu nhận tín hiệu khẩn cấp, cuộn cáp với tốc độ tối đa, nhấc bổng chiếc lồng titan xé toạc làn nước đỏ lao thẳng lên mặt sông!</w:t>
+      </w:r>
+    </w:p>
+    <w:p>
+      <w:pPr>
+        <w:spacing w:line="300" w:lineRule="auto" w:after="120"/>
+        <w:ind w:firstLine="432"/>
+        <w:jc w:val="both"/>
+      </w:pPr>
+      <w:r>
+        <w:rPr>
+          <w:rFonts w:ascii="Times New Roman" w:hAnsi="Times New Roman"/>
+          <w:color w:val="141414"/>
+          <w:sz w:val="24"/>
+        </w:rPr>
+        <w:t>Một giờ bốn mươi phút chiều.</w:t>
+      </w:r>
+    </w:p>
+    <w:p>
+      <w:pPr>
+        <w:spacing w:line="300" w:lineRule="auto" w:after="120"/>
+        <w:ind w:firstLine="432"/>
+        <w:jc w:val="both"/>
+      </w:pPr>
+      <w:r>
+        <w:rPr>
+          <w:rFonts w:ascii="Times New Roman" w:hAnsi="Times New Roman"/>
+          <w:color w:val="141414"/>
+          <w:sz w:val="24"/>
+        </w:rPr>
+        <w:t>Cửa lồng lặn mở tung trên sàn tàu `Đại Dương 09`.</w:t>
+      </w:r>
+    </w:p>
+    <w:p>
+      <w:pPr>
+        <w:spacing w:line="300" w:lineRule="auto" w:after="120"/>
+        <w:ind w:firstLine="432"/>
+        <w:jc w:val="both"/>
+      </w:pPr>
+      <w:r>
+        <w:rPr>
+          <w:rFonts w:ascii="Times New Roman" w:hAnsi="Times New Roman"/>
+          <w:color w:val="141414"/>
+          <w:sz w:val="24"/>
+        </w:rPr>
+        <w:t>Đại úy Hùng và hai bác sĩ quân y lập tức lao tới, nâng thân thể tôi đặt lên cáng cứu thương dã chiến. Mũ lặn được tháo rời, để lộ gương mặt tôi tái nhợt không còn giọt máu, máu tươi thấm ướt cổ áo bảo hộ.</w:t>
+      </w:r>
+    </w:p>
+    <w:p>
+      <w:pPr>
+        <w:spacing w:line="300" w:lineRule="auto" w:after="120"/>
+        <w:ind w:firstLine="432"/>
+        <w:jc w:val="both"/>
+      </w:pPr>
+      <w:r>
+        <w:rPr>
+          <w:rFonts w:ascii="Times New Roman" w:hAnsi="Times New Roman"/>
+          <w:color w:val="141414"/>
+          <w:sz w:val="24"/>
+        </w:rPr>
+        <w:t>"Đưa ngay vào buồng giải áp cao áp trên tàu! Bật oxy nguyên chất một trăm phần trăm! Cố định nẹp nẹp hai cẳng tay nghi rạn xương!" Tiếng bác sĩ quân y hô gấp gáp.</w:t>
+      </w:r>
+    </w:p>
+    <w:p>
+      <w:pPr>
+        <w:spacing w:line="300" w:lineRule="auto" w:after="120"/>
+        <w:ind w:firstLine="432"/>
+        <w:jc w:val="both"/>
+      </w:pPr>
+      <w:r>
+        <w:rPr>
+          <w:rFonts w:ascii="Times New Roman" w:hAnsi="Times New Roman"/>
+          <w:color w:val="141414"/>
+          <w:sz w:val="24"/>
+        </w:rPr>
+        <w:t>Cánh cửa buồng giải áp đóng lại. Tiếng khí oxy nén rít lên êm ả.</w:t>
+      </w:r>
+    </w:p>
+    <w:p>
+      <w:pPr>
+        <w:spacing w:line="300" w:lineRule="auto" w:after="120"/>
+        <w:ind w:firstLine="432"/>
+        <w:jc w:val="both"/>
+      </w:pPr>
+      <w:r>
+        <w:rPr>
+          <w:rFonts w:ascii="Times New Roman" w:hAnsi="Times New Roman"/>
+          <w:color w:val="141414"/>
+          <w:sz w:val="24"/>
+        </w:rPr>
+        <w:t>Nằm trên chiếc giường nệm của buồng giải áp, giữa lằn ranh mong manh của sự sống và cái chết, tôi khẽ hé đôi mắt mệt mỏi nhìn qua ô kính tròn nhỏ.</w:t>
+      </w:r>
+    </w:p>
+    <w:p>
+      <w:pPr>
+        <w:spacing w:line="300" w:lineRule="auto" w:after="120"/>
+        <w:ind w:firstLine="432"/>
+        <w:jc w:val="both"/>
+      </w:pPr>
+      <w:r>
+        <w:rPr>
+          <w:rFonts w:ascii="Times New Roman" w:hAnsi="Times New Roman"/>
+          <w:color w:val="141414"/>
+          <w:sz w:val="24"/>
+        </w:rPr>
+        <w:t>Bên ngoài boong tàu, bầu trời ngã ba sông Nhà Bè đã trong xanh trở lại, những tia nắng vàng rực rỡ chiếu rọi mặt nước bình yên. Dưới đáy sâu bốn mươi mét kia, hiểm họa diệt thế đã bị đẩy lùi bởi xương tủy và dòng máu nóng của một người phàm trần.</w:t>
+      </w:r>
+    </w:p>
+    <w:p>
+      <w:pPr>
+        <w:spacing w:line="300" w:lineRule="auto" w:after="120"/>
+        <w:ind w:firstLine="432"/>
+        <w:jc w:val="both"/>
+      </w:pPr>
+      <w:r>
+        <w:rPr>
+          <w:rFonts w:ascii="Times New Roman" w:hAnsi="Times New Roman"/>
+          <w:color w:val="141414"/>
+          <w:sz w:val="24"/>
+        </w:rPr>
+        <w:t>Và sâu trong tâm thức tôi, một đốm sáng màu lam ngọc mờ ảo khẽ run rẩy một nhịp cuối cùng, trước khi chìm sâu vào một giấc ngủ tĩnh lặng vô tận.</w:t>
       </w:r>
     </w:p>
     <w:sectPr>
